--- a/projects/valuepickr-open-screen/docs/Universal Cables.docx
+++ b/projects/valuepickr-open-screen/docs/Universal Cables.docx
@@ -586,6 +586,187 @@
         <w:t xml:space="preserve">This is independent research and analysis for informational purposes only, not personalized financial or investment advice. Past multi-bagger performance and forum/social sentiment are not indicators of future returns. Do your own due diligence before investing.</w:t>
       </w:r>
     </w:p>
+    <w:p/>
+    <w:p>
+      <w:r>
+        <w:rPr>
+          <w:b/>
+          <w:sz w:val="28"/>
+        </w:rPr>
+        <w:t>🔄 RESEARCH UPDATE - 2026-10-05</w:t>
+      </w:r>
+    </w:p>
+    <w:p>
+      <w:r>
+        <w:rPr>
+          <w:b/>
+        </w:rPr>
+        <w:t>📊 Key Metrics:</w:t>
+      </w:r>
+    </w:p>
+    <w:p>
+      <w:pPr>
+        <w:ind w:left="360"/>
+      </w:pPr>
+      <w:r>
+        <w:t xml:space="preserve">  • Company: Universal Cables Ltd</w:t>
+      </w:r>
+    </w:p>
+    <w:p>
+      <w:pPr>
+        <w:ind w:left="360"/>
+      </w:pPr>
+      <w:r>
+        <w:t xml:space="preserve">  • Conviction: Medium</w:t>
+      </w:r>
+    </w:p>
+    <w:p>
+      <w:pPr>
+        <w:ind w:left="360"/>
+      </w:pPr>
+      <w:r>
+        <w:t xml:space="preserve">  • Thesis: neither</w:t>
+      </w:r>
+    </w:p>
+    <w:p>
+      <w:pPr>
+        <w:ind w:left="360"/>
+      </w:pPr>
+      <w:r>
+        <w:t xml:space="preserve">  • 4-Box Score: 3.0</w:t>
+      </w:r>
+    </w:p>
+    <w:p>
+      <w:pPr>
+        <w:ind w:left="360"/>
+      </w:pPr>
+      <w:r>
+        <w:t xml:space="preserve">  • Research Date: 2026-09-18</w:t>
+      </w:r>
+    </w:p>
+    <w:p>
+      <w:pPr>
+        <w:ind w:left="360"/>
+      </w:pPr>
+      <w:r>
+        <w:t xml:space="preserve">  • Red Flag: None</w:t>
+      </w:r>
+    </w:p>
+    <w:p/>
+    <w:p>
+      <w:r>
+        <w:rPr>
+          <w:b/>
+        </w:rPr>
+        <w:t>📝 Verdict:</w:t>
+      </w:r>
+    </w:p>
+    <w:p>
+      <w:pPr>
+        <w:ind w:left="360"/>
+      </w:pPr>
+      <w:r>
+        <w:t>Confirmed leverage risk (net debt/EBITDA ~4.3-4.9x, interest coverage just ~1.55x) against ROCE that has never cleared 12% in 5 years, now set against a genuine Q1 FY27 inflection (revenue +57.5%, PAT +109% YoY) on a Rs 2,860cr order book and a capacity expansion nearing completion. four_box 3.0 (analyst_override), thesis_fit 'neither', conviction Medium (verified, not revised).</w:t>
+      </w:r>
+    </w:p>
+    <w:p/>
+    <w:p>
+      <w:r>
+        <w:rPr>
+          <w:b/>
+        </w:rPr>
+        <w:t>📈 Bull Case:</w:t>
+      </w:r>
+    </w:p>
+    <w:p>
+      <w:pPr>
+        <w:ind w:left="360"/>
+      </w:pPr>
+      <w:r>
+        <w:t>Genuine, confirmed Q1 FY27 inflection: revenue +57.5% YoY, PAT +109% YoY (highest-ever quarterly revenue, Rs 945cr), on a Rs 2,860cr order book incl. ~Rs 485cr booked export orders + Rs 390cr export pipeline; management guides 25%+ FY27 revenue growth</w:t>
+      </w:r>
+    </w:p>
+    <w:p>
+      <w:pPr>
+        <w:ind w:left="360"/>
+      </w:pPr>
+      <w:r>
+        <w:t>T&amp;D/grid-modernisation capex tailwind is broad-based and multi-quarter, not a one-off - Q4 FY26 was also an all-time-high quarter with PAT margin at a 7-quarter high (6.58%)</w:t>
+      </w:r>
+    </w:p>
+    <w:p>
+      <w:pPr>
+        <w:ind w:left="360"/>
+      </w:pPr>
+      <w:r>
+        <w:t>Rs 617cr capacity expansion (4 new CCV lines, raised from Rs 550cr) is two-thirds complete; remaining two lines due online by Aug/Sep 2026, which should further support the growth guidance</w:t>
+      </w:r>
+    </w:p>
+    <w:p>
+      <w:pPr>
+        <w:ind w:left="360"/>
+      </w:pPr>
+      <w:r>
+        <w:t>No promoter pledge; promoter (Vindhya Telelinks/Birla group) holding stable at ~61.89% with confirmed no share encumbrance for FY26</w:t>
+      </w:r>
+    </w:p>
+    <w:p>
+      <w:pPr>
+        <w:ind w:left="360"/>
+      </w:pPr>
+      <w:r>
+        <w:t>EHV specialty mix plus a growing export book are incremental moves up the value chain versus a pure commodity domestic cable maker</w:t>
+      </w:r>
+    </w:p>
+    <w:p/>
+    <w:p>
+      <w:r>
+        <w:rPr>
+          <w:b/>
+        </w:rPr>
+        <w:t>📉 Bear Case:</w:t>
+      </w:r>
+    </w:p>
+    <w:p>
+      <w:pPr>
+        <w:ind w:left="360"/>
+      </w:pPr>
+      <w:r>
+        <w:t>Net debt/EBITDA confirmed at ~4.3-4.9x (worse than the ~4.33x originally flagged) against ROCE that has never exceeded 12% in 5 years (9-12% range) - the Coffee-Can persistence check fails on essentially all recent years</w:t>
+      </w:r>
+    </w:p>
+    <w:p>
+      <w:pPr>
+        <w:ind w:left="360"/>
+      </w:pPr>
+      <w:r>
+        <w:t>EBIT/interest coverage is only ~1.55x - a thin cushion; interest cost rose ~24.5% in H1 even before the incremental Rs 200cr NCD raise is drawn down</w:t>
+      </w:r>
+    </w:p>
+    <w:p>
+      <w:pPr>
+        <w:ind w:left="360"/>
+      </w:pPr>
+      <w:r>
+        <w:t>Growth and capacity expansion are being funded predominantly by rising debt, not internal accruals - borrowings +38.7% YoY (Rs 849cr -&gt; Rs 1,177cr) in FY26 alone</w:t>
+      </w:r>
+    </w:p>
+    <w:p>
+      <w:pPr>
+        <w:ind w:left="360"/>
+      </w:pPr>
+      <w:r>
+        <w:t>Cable manufacturing (ex-EHV) remains a largely commoditised, capital-intensive category; industry-wide capacity additions across peers (KEI, Polycab, Apar all expanding) raise a supply-glut risk if the T&amp;D capex cycle normalises 2-3 years out</w:t>
+      </w:r>
+    </w:p>
+    <w:p>
+      <w:pPr>
+        <w:ind w:left="360"/>
+      </w:pPr>
+      <w:r>
+        <w:t>Valuation (~25.7x trailing P/E) is not demanding on growth alone but does not appear to clearly price the leverage/interest-coverage risk either way</w:t>
+      </w:r>
+    </w:p>
     <w:sectPr>
       <w:pgSz w:w="12240" w:h="15840" w:orient="portrait"/>
       <w:pgMar w:top="1440" w:right="1440" w:bottom="1440" w:left="1440" w:header="708" w:footer="708" w:gutter="0"/>
